--- a/OT_Automationmachine_Workpackage.docx
+++ b/OT_Automationmachine_Workpackage.docx
@@ -3394,233 +3394,195 @@
     </w:p>
     <w:p>
       <w:pPr>
-        <w:pStyle w:val="NormalWeb"/>
-        <w:numPr>
-          <w:ilvl w:val="0"/>
-          <w:numId w:val="35"/>
-        </w:numPr>
-      </w:pPr>
-      <w:r>
-        <w:t>OT machine layouts and integration drawings</w:t>
-      </w:r>
-      <w:r>
-        <w:t>.</w:t>
-      </w:r>
-    </w:p>
-    <w:p>
-      <w:pPr>
-        <w:pStyle w:val="NormalWeb"/>
-        <w:numPr>
-          <w:ilvl w:val="0"/>
-          <w:numId w:val="35"/>
-        </w:numPr>
-      </w:pPr>
-      <w:r>
-        <w:t xml:space="preserve">Integration with conveyors, </w:t>
-      </w:r>
-      <w:r>
-        <w:t>M</w:t>
-      </w:r>
-      <w:r>
-        <w:t>CS, and WMS</w:t>
-      </w:r>
-      <w:r>
-        <w:t>.</w:t>
-      </w:r>
-    </w:p>
-    <w:p>
-      <w:pPr>
-        <w:pStyle w:val="NormalWeb"/>
-        <w:numPr>
-          <w:ilvl w:val="0"/>
-          <w:numId w:val="35"/>
-        </w:numPr>
-      </w:pPr>
-      <w:r>
-        <w:t>FAT, S</w:t>
-      </w:r>
-      <w:r>
-        <w:t>I</w:t>
-      </w:r>
-      <w:r>
-        <w:t xml:space="preserve">T, </w:t>
-      </w:r>
-      <w:r>
-        <w:t>UAT</w:t>
-      </w:r>
-      <w:r>
-        <w:t>,</w:t>
-      </w:r>
-      <w:r>
-        <w:t xml:space="preserve"> </w:t>
-      </w:r>
-      <w:r>
-        <w:t>functional, safety, and performance test sign-off</w:t>
-      </w:r>
-      <w:r>
-        <w:t>.</w:t>
-      </w:r>
-    </w:p>
-    <w:p>
-      <w:pPr>
-        <w:pStyle w:val="NormalWeb"/>
-        <w:numPr>
-          <w:ilvl w:val="0"/>
-          <w:numId w:val="35"/>
-        </w:numPr>
-      </w:pPr>
-      <w:r>
-        <w:t>Hypercare support, final acceptance, and project closure</w:t>
-      </w:r>
-      <w:r>
-        <w:t>.</w:t>
-      </w:r>
-    </w:p>
-    <w:p>
-      <w:pPr>
-        <w:pStyle w:val="NormalWeb"/>
-        <w:numPr>
-          <w:ilvl w:val="0"/>
-          <w:numId w:val="35"/>
-        </w:numPr>
-      </w:pPr>
-      <w:r>
-        <w:t>Professional Services</w:t>
-      </w:r>
-      <w:r>
-        <w:t xml:space="preserve"> (VAS)</w:t>
-      </w:r>
-    </w:p>
-    <w:p>
-      <w:pPr>
-        <w:pStyle w:val="NormalWeb"/>
-        <w:numPr>
-          <w:ilvl w:val="0"/>
-          <w:numId w:val="35"/>
-        </w:numPr>
-      </w:pPr>
-      <w:r>
-        <w:t>Detailed Layout &amp; Design</w:t>
-      </w:r>
-    </w:p>
-    <w:p>
-      <w:pPr>
-        <w:pStyle w:val="NormalWeb"/>
-        <w:numPr>
-          <w:ilvl w:val="0"/>
-          <w:numId w:val="35"/>
-        </w:numPr>
-      </w:pPr>
-      <w:r>
-        <w:t>Rack elevation diagrams showing equipment placement</w:t>
+        <w:pStyle w:val="Heading2"/>
+      </w:pPr>
+      <w:r>
+        <w:t>5.1 MS1.3 – Provision of Design &amp; Procurement</w:t>
       </w:r>
     </w:p>
     <w:p>
       <w:pPr>
         <w:pStyle w:val="ListParagraph"/>
-        <w:numPr>
-          <w:ilvl w:val="0"/>
-          <w:numId w:val="35"/>
-        </w:numPr>
-      </w:pPr>
-      <w:r>
-        <w:t>Updated documentation of rack layouts, equipment configurations, and labelling scheme.</w:t>
+      </w:pPr>
+      <w:r>
+        <w:t>Procurement, design and delivery of all equipment as defined in Sections 1–3</w:t>
       </w:r>
     </w:p>
     <w:p>
       <w:pPr>
         <w:pStyle w:val="ListParagraph"/>
-        <w:numPr>
-          <w:ilvl w:val="0"/>
-          <w:numId w:val="35"/>
-        </w:numPr>
-      </w:pPr>
-      <w:r>
-        <w:t>Power distribution and load calculation diagrams</w:t>
+      </w:pPr>
+      <w:r>
+        <w:t>Physical installation of equipment in designated locations</w:t>
       </w:r>
     </w:p>
     <w:p>
       <w:pPr>
         <w:pStyle w:val="ListParagraph"/>
-        <w:numPr>
-          <w:ilvl w:val="0"/>
-          <w:numId w:val="35"/>
-        </w:numPr>
-      </w:pPr>
-      <w:r>
-        <w:t>Bill of Materials (BOM)</w:t>
+      </w:pPr>
+      <w:r>
+        <w:t>Installation of accessories and peripherals as required</w:t>
+      </w:r>
+    </w:p>
+    <w:p>
+      <w:pPr>
+        <w:pStyle w:val="Heading2"/>
+      </w:pPr>
+      <w:r>
+        <w:t>5.2 MS2 – FAT (Factory Acceptance Testing)</w:t>
       </w:r>
     </w:p>
     <w:p>
       <w:pPr>
         <w:pStyle w:val="ListParagraph"/>
-        <w:numPr>
-          <w:ilvl w:val="0"/>
-          <w:numId w:val="35"/>
-        </w:numPr>
-      </w:pPr>
-      <w:r>
-        <w:t>Proof of compliance with ANSI/TIA-568, ANSI/TIA-569, ANSI/TIA-607, ISO/IEC 11801, and fire safety standards.</w:t>
+      </w:pPr>
+      <w:r>
+        <w:t>Factory acceptance testing and verification of all hardware prior to site delivery</w:t>
       </w:r>
     </w:p>
     <w:p>
       <w:pPr>
         <w:pStyle w:val="ListParagraph"/>
-        <w:numPr>
-          <w:ilvl w:val="0"/>
-          <w:numId w:val="35"/>
-        </w:numPr>
-      </w:pPr>
-      <w:r>
-        <w:t>M</w:t>
-      </w:r>
-      <w:r>
-        <w:t>anufacturer warranty for equipment and components.</w:t>
+      </w:pPr>
+      <w:r>
+        <w:t>Pre-staging and configuration of equipment as per technical requirements</w:t>
       </w:r>
     </w:p>
     <w:p>
       <w:pPr>
         <w:pStyle w:val="ListParagraph"/>
-        <w:numPr>
-          <w:ilvl w:val="0"/>
-          <w:numId w:val="35"/>
-        </w:numPr>
-      </w:pPr>
-      <w:r>
-        <w:t>Spareparts (if applicable).</w:t>
+      </w:pPr>
+      <w:r>
+        <w:t>Confirmation of full Bill of Materials receipt and manufacturer warranty coverage</w:t>
+      </w:r>
+    </w:p>
+    <w:p>
+      <w:pPr>
+        <w:pStyle w:val="Heading2"/>
+      </w:pPr>
+      <w:r>
+        <w:t>5.3 MS3 – SAT (Site Acceptance Testing &amp; Commissioning)</w:t>
       </w:r>
     </w:p>
     <w:p>
       <w:pPr>
         <w:pStyle w:val="ListParagraph"/>
-        <w:numPr>
-          <w:ilvl w:val="0"/>
-          <w:numId w:val="35"/>
-        </w:numPr>
-      </w:pPr>
-      <w:r>
-        <w:t xml:space="preserve">Support Pack from the Automation Supplier. </w:t>
+      </w:pPr>
+      <w:r>
+        <w:t>Physical installation and commissioning of all equipment on site</w:t>
       </w:r>
     </w:p>
     <w:p>
       <w:pPr>
         <w:pStyle w:val="ListParagraph"/>
-        <w:numPr>
-          <w:ilvl w:val="0"/>
-          <w:numId w:val="35"/>
-        </w:numPr>
-      </w:pPr>
-      <w:r>
-        <w:t>Delivery of all documentation</w:t>
-      </w:r>
-      <w:r>
-        <w:t>.</w:t>
-      </w:r>
-    </w:p>
-    <w:p>
-      <w:pPr>
-        <w:ind w:left="0" w:firstLine="0"/>
-      </w:pPr>
+      </w:pPr>
+      <w:r>
+        <w:t>Connectivity and integration testing (network, power, and application layer)</w:t>
+      </w:r>
+    </w:p>
+    <w:p>
+      <w:pPr>
+        <w:pStyle w:val="ListParagraph"/>
+      </w:pPr>
+      <w:r>
+        <w:t>Validation that all delivered equipment meets Section 3 requirements</w:t>
+      </w:r>
+    </w:p>
+    <w:p>
+      <w:pPr>
+        <w:pStyle w:val="ListParagraph"/>
+      </w:pPr>
+      <w:r>
+        <w:t>All equipment must be validated and ready for operational use prior to Go-Live</w:t>
+      </w:r>
+    </w:p>
+    <w:p>
+      <w:pPr>
+        <w:pStyle w:val="Heading2"/>
+      </w:pPr>
+      <w:r>
+        <w:t>5.4 MS4 – UAT (User Acceptance Testing)</w:t>
+      </w:r>
+    </w:p>
+    <w:p>
+      <w:pPr>
+        <w:pStyle w:val="ListParagraph"/>
+      </w:pPr>
+      <w:r>
+        <w:t>Operations user acceptance testing</w:t>
+      </w:r>
+    </w:p>
+    <w:p>
+      <w:pPr>
+        <w:pStyle w:val="ListParagraph"/>
+      </w:pPr>
+      <w:r>
+        <w:t>Asset inventory including: Device type, Model, Serial number</w:t>
+      </w:r>
+    </w:p>
+    <w:p>
+      <w:pPr>
+        <w:pStyle w:val="ListParagraph"/>
+      </w:pPr>
+      <w:r>
+        <w:t>Mapping of devices to: Users, Stations, Rooms or operational areas</w:t>
+      </w:r>
+    </w:p>
+    <w:p>
+      <w:pPr>
+        <w:pStyle w:val="ListParagraph"/>
+      </w:pPr>
+      <w:r>
+        <w:t>Handover of equipment to site management and operations team</w:t>
+      </w:r>
+    </w:p>
+    <w:p>
+      <w:pPr>
+        <w:pStyle w:val="ListParagraph"/>
+      </w:pPr>
+      <w:r>
+        <w:t>Provision of support and escalation contacts</w:t>
+      </w:r>
+    </w:p>
+    <w:p>
+      <w:pPr>
+        <w:pStyle w:val="Heading2"/>
+      </w:pPr>
+      <w:r>
+        <w:t>5.5 MS5 – Hypercare &amp; Project Closure</w:t>
+      </w:r>
+    </w:p>
+    <w:p>
+      <w:pPr>
+        <w:pStyle w:val="ListParagraph"/>
+      </w:pPr>
+      <w:r>
+        <w:t>Hypercare support during initial operational period</w:t>
+      </w:r>
+    </w:p>
+    <w:p>
+      <w:pPr>
+        <w:pStyle w:val="ListParagraph"/>
+      </w:pPr>
+      <w:r>
+        <w:t>Confirm NOC monitoring and SLA reports (where applicable)</w:t>
+      </w:r>
+    </w:p>
+    <w:p>
+      <w:pPr>
+        <w:pStyle w:val="ListParagraph"/>
+      </w:pPr>
+      <w:r>
+        <w:t>Validate all documentation required for handover to support is complete</w:t>
+      </w:r>
+    </w:p>
+    <w:p>
+      <w:pPr>
+        <w:pStyle w:val="ListParagraph"/>
+      </w:pPr>
+      <w:r>
+        <w:t>Final project acceptance sign-off and closure</w:t>
+      </w:r>
     </w:p>
     <w:p>
       <w:pPr>
